--- a/assets/templates/procuracao.docx
+++ b/assets/templates/procuracao.docx
@@ -43,128 +43,261 @@
         </w:rPr>
         <w:t xml:space="preserve"> </w:t>
       </w:r>
-      <w:r>
-        <w:rPr>
-          <w:b/>
-          <w:bCs/>
-          <w:sz w:val="24"/>
-          <w:szCs w:val="24"/>
+      <w:proofErr w:type="gramStart"/>
+      <w:r>
+        <w:rPr>
+          <w:rFonts w:ascii="Times New Roman" w:hAnsi="Times New Roman" w:cs="Times New Roman"/>
+          <w:b/>
+          <w:bCs/>
         </w:rPr>
         <w:t xml:space="preserve">{{ </w:t>
       </w:r>
       <w:proofErr w:type="spellStart"/>
       <w:r>
         <w:rPr>
-          <w:b/>
-          <w:bCs/>
-          <w:sz w:val="24"/>
-          <w:szCs w:val="24"/>
-        </w:rPr>
-        <w:t>nome_cliente</w:t>
+          <w:rFonts w:ascii="Times New Roman" w:hAnsi="Times New Roman" w:cs="Times New Roman"/>
+          <w:b/>
+          <w:bCs/>
+        </w:rPr>
+        <w:t>nome</w:t>
+      </w:r>
+      <w:proofErr w:type="gramEnd"/>
+      <w:r>
+        <w:rPr>
+          <w:rFonts w:ascii="Times New Roman" w:hAnsi="Times New Roman" w:cs="Times New Roman"/>
+          <w:b/>
+          <w:bCs/>
+        </w:rPr>
+        <w:t>_</w:t>
+      </w:r>
+      <w:proofErr w:type="gramStart"/>
+      <w:r>
+        <w:rPr>
+          <w:rFonts w:ascii="Times New Roman" w:hAnsi="Times New Roman" w:cs="Times New Roman"/>
+          <w:b/>
+          <w:bCs/>
+        </w:rPr>
+        <w:t>cliente</w:t>
       </w:r>
       <w:proofErr w:type="spellEnd"/>
       <w:r>
         <w:rPr>
-          <w:b/>
-          <w:bCs/>
-          <w:sz w:val="24"/>
-          <w:szCs w:val="24"/>
-        </w:rPr>
-        <w:t xml:space="preserve"> }}</w:t>
-      </w:r>
-      <w:r>
-        <w:rPr>
-          <w:sz w:val="24"/>
-          <w:szCs w:val="24"/>
-        </w:rPr>
-        <w:t xml:space="preserve">, {{ </w:t>
+          <w:rFonts w:ascii="Times New Roman" w:hAnsi="Times New Roman" w:cs="Times New Roman"/>
+          <w:b/>
+          <w:bCs/>
+        </w:rPr>
+        <w:t xml:space="preserve"> }</w:t>
+      </w:r>
+      <w:proofErr w:type="gramEnd"/>
+      <w:r>
+        <w:rPr>
+          <w:rFonts w:ascii="Times New Roman" w:hAnsi="Times New Roman" w:cs="Times New Roman"/>
+          <w:b/>
+          <w:bCs/>
+        </w:rPr>
+        <w:t>}</w:t>
+      </w:r>
+      <w:r>
+        <w:rPr>
+          <w:rFonts w:ascii="Times New Roman" w:hAnsi="Times New Roman" w:cs="Times New Roman"/>
+        </w:rPr>
+        <w:t xml:space="preserve">, </w:t>
+      </w:r>
+      <w:proofErr w:type="gramStart"/>
+      <w:r>
+        <w:rPr>
+          <w:rFonts w:ascii="Times New Roman" w:hAnsi="Times New Roman" w:cs="Times New Roman"/>
+        </w:rPr>
+        <w:t xml:space="preserve">{{ </w:t>
       </w:r>
       <w:proofErr w:type="spellStart"/>
       <w:r>
         <w:rPr>
-          <w:sz w:val="24"/>
-          <w:szCs w:val="24"/>
-        </w:rPr>
-        <w:t>nacionalidade_cliente</w:t>
+          <w:rFonts w:ascii="Times New Roman" w:hAnsi="Times New Roman" w:cs="Times New Roman"/>
+        </w:rPr>
+        <w:t>nacionalidade</w:t>
+      </w:r>
+      <w:proofErr w:type="gramEnd"/>
+      <w:r>
+        <w:rPr>
+          <w:rFonts w:ascii="Times New Roman" w:hAnsi="Times New Roman" w:cs="Times New Roman"/>
+        </w:rPr>
+        <w:t>_</w:t>
+      </w:r>
+      <w:proofErr w:type="gramStart"/>
+      <w:r>
+        <w:rPr>
+          <w:rFonts w:ascii="Times New Roman" w:hAnsi="Times New Roman" w:cs="Times New Roman"/>
+        </w:rPr>
+        <w:t>cliente</w:t>
       </w:r>
       <w:proofErr w:type="spellEnd"/>
       <w:r>
         <w:rPr>
-          <w:sz w:val="24"/>
-          <w:szCs w:val="24"/>
-        </w:rPr>
-        <w:t xml:space="preserve"> }}, {{ </w:t>
+          <w:rFonts w:ascii="Times New Roman" w:hAnsi="Times New Roman" w:cs="Times New Roman"/>
+        </w:rPr>
+        <w:t xml:space="preserve"> }</w:t>
+      </w:r>
+      <w:proofErr w:type="gramEnd"/>
+      <w:r>
+        <w:rPr>
+          <w:rFonts w:ascii="Times New Roman" w:hAnsi="Times New Roman" w:cs="Times New Roman"/>
+        </w:rPr>
+        <w:t xml:space="preserve">}, </w:t>
+      </w:r>
+      <w:proofErr w:type="gramStart"/>
+      <w:r>
+        <w:rPr>
+          <w:rFonts w:ascii="Times New Roman" w:hAnsi="Times New Roman" w:cs="Times New Roman"/>
+        </w:rPr>
+        <w:t xml:space="preserve">{{ </w:t>
       </w:r>
       <w:proofErr w:type="spellStart"/>
       <w:r>
         <w:rPr>
-          <w:sz w:val="24"/>
-          <w:szCs w:val="24"/>
-        </w:rPr>
-        <w:t>estado_civil_cliente</w:t>
+          <w:rFonts w:ascii="Times New Roman" w:hAnsi="Times New Roman" w:cs="Times New Roman"/>
+        </w:rPr>
+        <w:t>estado</w:t>
+      </w:r>
+      <w:proofErr w:type="gramEnd"/>
+      <w:r>
+        <w:rPr>
+          <w:rFonts w:ascii="Times New Roman" w:hAnsi="Times New Roman" w:cs="Times New Roman"/>
+        </w:rPr>
+        <w:t>_civil_</w:t>
+      </w:r>
+      <w:proofErr w:type="gramStart"/>
+      <w:r>
+        <w:rPr>
+          <w:rFonts w:ascii="Times New Roman" w:hAnsi="Times New Roman" w:cs="Times New Roman"/>
+        </w:rPr>
+        <w:t>cliente</w:t>
       </w:r>
       <w:proofErr w:type="spellEnd"/>
       <w:r>
         <w:rPr>
-          <w:sz w:val="24"/>
-          <w:szCs w:val="24"/>
-        </w:rPr>
-        <w:t xml:space="preserve"> }}, inscrito(a) no CPF sob o nº {{ </w:t>
+          <w:rFonts w:ascii="Times New Roman" w:hAnsi="Times New Roman" w:cs="Times New Roman"/>
+        </w:rPr>
+        <w:t xml:space="preserve"> }</w:t>
+      </w:r>
+      <w:proofErr w:type="gramEnd"/>
+      <w:r>
+        <w:rPr>
+          <w:rFonts w:ascii="Times New Roman" w:hAnsi="Times New Roman" w:cs="Times New Roman"/>
+        </w:rPr>
+        <w:t xml:space="preserve">}, inscrito(a) no CPF sob o nº </w:t>
+      </w:r>
+      <w:proofErr w:type="gramStart"/>
+      <w:r>
+        <w:rPr>
+          <w:rFonts w:ascii="Times New Roman" w:hAnsi="Times New Roman" w:cs="Times New Roman"/>
+        </w:rPr>
+        <w:t xml:space="preserve">{{ </w:t>
       </w:r>
       <w:proofErr w:type="spellStart"/>
       <w:r>
         <w:rPr>
-          <w:sz w:val="24"/>
-          <w:szCs w:val="24"/>
-        </w:rPr>
-        <w:t>cpf_cliente</w:t>
+          <w:rFonts w:ascii="Times New Roman" w:hAnsi="Times New Roman" w:cs="Times New Roman"/>
+        </w:rPr>
+        <w:t>cpf</w:t>
+      </w:r>
+      <w:proofErr w:type="gramEnd"/>
+      <w:r>
+        <w:rPr>
+          <w:rFonts w:ascii="Times New Roman" w:hAnsi="Times New Roman" w:cs="Times New Roman"/>
+        </w:rPr>
+        <w:t>_</w:t>
+      </w:r>
+      <w:proofErr w:type="gramStart"/>
+      <w:r>
+        <w:rPr>
+          <w:rFonts w:ascii="Times New Roman" w:hAnsi="Times New Roman" w:cs="Times New Roman"/>
+        </w:rPr>
+        <w:t>cliente</w:t>
       </w:r>
       <w:proofErr w:type="spellEnd"/>
       <w:r>
         <w:rPr>
-          <w:sz w:val="24"/>
-          <w:szCs w:val="24"/>
-        </w:rPr>
-        <w:t xml:space="preserve"> }} e RG n° {{ </w:t>
+          <w:rFonts w:ascii="Times New Roman" w:hAnsi="Times New Roman" w:cs="Times New Roman"/>
+        </w:rPr>
+        <w:t xml:space="preserve"> }</w:t>
+      </w:r>
+      <w:proofErr w:type="gramEnd"/>
+      <w:r>
+        <w:rPr>
+          <w:rFonts w:ascii="Times New Roman" w:hAnsi="Times New Roman" w:cs="Times New Roman"/>
+        </w:rPr>
+        <w:t xml:space="preserve">} e RG n° </w:t>
+      </w:r>
+      <w:proofErr w:type="gramStart"/>
+      <w:r>
+        <w:rPr>
+          <w:rFonts w:ascii="Times New Roman" w:hAnsi="Times New Roman" w:cs="Times New Roman"/>
+        </w:rPr>
+        <w:t xml:space="preserve">{{ </w:t>
       </w:r>
       <w:proofErr w:type="spellStart"/>
       <w:r>
         <w:rPr>
-          <w:sz w:val="24"/>
-          <w:szCs w:val="24"/>
-        </w:rPr>
-        <w:t>rg_cliente</w:t>
+          <w:rFonts w:ascii="Times New Roman" w:hAnsi="Times New Roman" w:cs="Times New Roman"/>
+        </w:rPr>
+        <w:t>rg</w:t>
+      </w:r>
+      <w:proofErr w:type="gramEnd"/>
+      <w:r>
+        <w:rPr>
+          <w:rFonts w:ascii="Times New Roman" w:hAnsi="Times New Roman" w:cs="Times New Roman"/>
+        </w:rPr>
+        <w:t>_</w:t>
+      </w:r>
+      <w:proofErr w:type="gramStart"/>
+      <w:r>
+        <w:rPr>
+          <w:rFonts w:ascii="Times New Roman" w:hAnsi="Times New Roman" w:cs="Times New Roman"/>
+        </w:rPr>
+        <w:t>cliente</w:t>
       </w:r>
       <w:proofErr w:type="spellEnd"/>
       <w:r>
         <w:rPr>
-          <w:sz w:val="24"/>
-          <w:szCs w:val="24"/>
-        </w:rPr>
-        <w:t xml:space="preserve"> }}, residente e domiciliado(a) na {{</w:t>
+          <w:rFonts w:ascii="Times New Roman" w:hAnsi="Times New Roman" w:cs="Times New Roman"/>
+        </w:rPr>
+        <w:t xml:space="preserve"> }</w:t>
+      </w:r>
+      <w:proofErr w:type="gramEnd"/>
+      <w:r>
+        <w:rPr>
+          <w:rFonts w:ascii="Times New Roman" w:hAnsi="Times New Roman" w:cs="Times New Roman"/>
+        </w:rPr>
+        <w:t>}, residente e domiciliado(a) na {{</w:t>
       </w:r>
       <w:proofErr w:type="spellStart"/>
       <w:r>
         <w:rPr>
-          <w:sz w:val="24"/>
-          <w:szCs w:val="24"/>
-        </w:rPr>
-        <w:t>endereco_completo</w:t>
+          <w:rFonts w:ascii="Times New Roman" w:hAnsi="Times New Roman" w:cs="Times New Roman"/>
+        </w:rPr>
+        <w:t>endereco_</w:t>
+      </w:r>
+      <w:proofErr w:type="gramStart"/>
+      <w:r>
+        <w:rPr>
+          <w:rFonts w:ascii="Times New Roman" w:hAnsi="Times New Roman" w:cs="Times New Roman"/>
+        </w:rPr>
+        <w:t>completo</w:t>
       </w:r>
       <w:proofErr w:type="spellEnd"/>
       <w:r>
         <w:rPr>
-          <w:sz w:val="24"/>
-          <w:szCs w:val="24"/>
-        </w:rPr>
-        <w:t xml:space="preserve"> }}</w:t>
-      </w:r>
-      <w:r>
-        <w:rPr>
-          <w:sz w:val="24"/>
-          <w:szCs w:val="24"/>
-        </w:rPr>
-        <w:t>.</w:t>
+          <w:rFonts w:ascii="Times New Roman" w:hAnsi="Times New Roman" w:cs="Times New Roman"/>
+        </w:rPr>
+        <w:t xml:space="preserve"> }</w:t>
+      </w:r>
+      <w:proofErr w:type="gramEnd"/>
+      <w:r>
+        <w:rPr>
+          <w:rFonts w:ascii="Times New Roman" w:hAnsi="Times New Roman" w:cs="Times New Roman"/>
+        </w:rPr>
+        <w:t>}.</w:t>
       </w:r>
     </w:p>
     <w:p>
@@ -219,42 +352,52 @@
           <w:rFonts w:ascii="Times New Roman" w:hAnsi="Times New Roman" w:cs="Times New Roman"/>
           <w:b/>
           <w:bCs/>
+          <w:u w:val="single"/>
         </w:rPr>
         <w:t>THAELLE MELO SOARES SOCIEDADE INDIVIDUAL DE ADVOCACIA</w:t>
       </w:r>
       <w:r>
         <w:rPr>
           <w:rFonts w:ascii="Times New Roman" w:hAnsi="Times New Roman" w:cs="Times New Roman"/>
-        </w:rPr>
-        <w:t xml:space="preserve">, inscrita no CNPJ 51.272.308/0001-27, com sede à Rua Padre Bernardino Memoria, 173, Centro, Guaraciaba do Norte/CE; e </w:t>
-      </w:r>
-      <w:r>
-        <w:rPr>
-          <w:rFonts w:ascii="Times New Roman" w:hAnsi="Times New Roman" w:cs="Times New Roman"/>
-          <w:b/>
-          <w:bCs/>
-        </w:rPr>
-        <w:t xml:space="preserve">Dra. JALINE LOPES DE SOUSA, </w:t>
-      </w:r>
-      <w:r>
-        <w:rPr>
-          <w:rFonts w:ascii="Times New Roman" w:hAnsi="Times New Roman" w:cs="Times New Roman"/>
-        </w:rPr>
-        <w:t xml:space="preserve">brasileira, solteira, advogada, inscrita na OAB-CE n° 51.523, CPF 062.376.823-25, integrante da equipe da </w:t>
-      </w:r>
-      <w:r>
-        <w:rPr>
-          <w:rFonts w:ascii="Times New Roman" w:hAnsi="Times New Roman" w:cs="Times New Roman"/>
-          <w:b/>
-          <w:bCs/>
-        </w:rPr>
-        <w:t>THAELLE MELO SOARES SOCIEDADE INDIVIDUAL DE ADVOCACIA,</w:t>
-      </w:r>
-      <w:r>
-        <w:rPr>
-          <w:rFonts w:ascii="Times New Roman" w:hAnsi="Times New Roman" w:cs="Times New Roman"/>
-        </w:rPr>
-        <w:t xml:space="preserve"> exercendo suas atividades profissionais no mesmo endereço acima mencionado.</w:t>
+          <w:b/>
+          <w:bCs/>
+        </w:rPr>
+        <w:t>,</w:t>
+      </w:r>
+      <w:r>
+        <w:rPr>
+          <w:rFonts w:ascii="Times New Roman" w:hAnsi="Times New Roman" w:cs="Times New Roman"/>
+        </w:rPr>
+        <w:t xml:space="preserve"> inscrita no CNPJ 51.272.308/0001-27, com sede à Rua Padre Bernardino Memoria, 173, Centro, Guaraciaba do Norte/CE; e </w:t>
+      </w:r>
+      <w:r>
+        <w:rPr>
+          <w:rFonts w:ascii="Times New Roman" w:hAnsi="Times New Roman" w:cs="Times New Roman"/>
+          <w:b/>
+          <w:bCs/>
+        </w:rPr>
+        <w:t>Dra. KARINE MARIA MONTE DE SOUSA</w:t>
+      </w:r>
+      <w:r>
+        <w:rPr>
+          <w:rFonts w:ascii="Times New Roman" w:hAnsi="Times New Roman" w:cs="Times New Roman"/>
+        </w:rPr>
+        <w:t xml:space="preserve">, brasileira, solteira, advogada, inscrita na OAB-CE n° 51.860, CPF 614.437.923-14, integrante da equipe da </w:t>
+      </w:r>
+      <w:r>
+        <w:rPr>
+          <w:rFonts w:ascii="Times New Roman" w:hAnsi="Times New Roman" w:cs="Times New Roman"/>
+          <w:b/>
+          <w:bCs/>
+          <w:u w:val="single"/>
+        </w:rPr>
+        <w:t>THAELLE MELO SOARES SOCIEDADE INDIVIDUAL DE ADVOCACIA</w:t>
+      </w:r>
+      <w:r>
+        <w:rPr>
+          <w:rFonts w:ascii="Times New Roman" w:hAnsi="Times New Roman" w:cs="Times New Roman"/>
+        </w:rPr>
+        <w:t>, exercendo suas atividades profissionais no mesmo endereço acima mencionado.</w:t>
       </w:r>
     </w:p>
     <w:p>
